--- a/report.docx
+++ b/report.docx
@@ -1304,7 +1304,17 @@
         <w:t xml:space="preserve">"1.03.2025"</w:t>
       </w:r>
       <w:r>
-        <w:t xml:space="preserve">), we fill from the text column with</w:t>
+        <w:t xml:space="preserve">), we fill from the text column with our</w:t>
+      </w:r>
+      <w:r>
+        <w:t xml:space="preserve"> </w:t>
+      </w:r>
+      <w:r>
+        <w:rPr>
+          <w:b/>
+          <w:bCs/>
+        </w:rPr>
+        <w:t xml:space="preserve">custom helper</w:t>
       </w:r>
       <w:r>
         <w:t xml:space="preserve"> </w:t>
@@ -1319,7 +1329,7 @@
         <w:t xml:space="preserve"> </w:t>
       </w:r>
       <w:r>
-        <w:t xml:space="preserve">(Excel serials,</w:t>
+        <w:t xml:space="preserve">defined in</w:t>
       </w:r>
       <w:r>
         <w:t xml:space="preserve"> </w:t>
@@ -1328,10 +1338,85 @@
         <w:rPr>
           <w:rStyle w:val="VerbatimChar"/>
         </w:rPr>
+        <w:t xml:space="preserve">R/prepare_data.R</w:t>
+      </w:r>
+      <w:r>
+        <w:t xml:space="preserve"> </w:t>
+      </w:r>
+      <w:r>
+        <w:t xml:space="preserve">(not a base-R or</w:t>
+      </w:r>
+      <w:r>
+        <w:t xml:space="preserve"> </w:t>
+      </w:r>
+      <w:r>
+        <w:rPr>
+          <w:rStyle w:val="VerbatimChar"/>
+        </w:rPr>
         <w:t xml:space="preserve">lubridate</w:t>
       </w:r>
       <w:r>
-        <w:t xml:space="preserve">, explicit formats).</w:t>
+        <w:t xml:space="preserve"> </w:t>
+      </w:r>
+      <w:r>
+        <w:t xml:space="preserve">export): it tries Excel serials, then</w:t>
+      </w:r>
+      <w:r>
+        <w:t xml:space="preserve"> </w:t>
+      </w:r>
+      <w:r>
+        <w:rPr>
+          <w:rStyle w:val="VerbatimChar"/>
+        </w:rPr>
+        <w:t xml:space="preserve">lubridate::dmy</w:t>
+      </w:r>
+      <w:r>
+        <w:t xml:space="preserve"> </w:t>
+      </w:r>
+      <w:r>
+        <w:t xml:space="preserve">/</w:t>
+      </w:r>
+      <w:r>
+        <w:t xml:space="preserve"> </w:t>
+      </w:r>
+      <w:r>
+        <w:rPr>
+          <w:rStyle w:val="VerbatimChar"/>
+        </w:rPr>
+        <w:t xml:space="preserve">ymd</w:t>
+      </w:r>
+      <w:r>
+        <w:t xml:space="preserve"> </w:t>
+      </w:r>
+      <w:r>
+        <w:t xml:space="preserve">/</w:t>
+      </w:r>
+      <w:r>
+        <w:t xml:space="preserve"> </w:t>
+      </w:r>
+      <w:r>
+        <w:rPr>
+          <w:rStyle w:val="VerbatimChar"/>
+        </w:rPr>
+        <w:t xml:space="preserve">ymd_hms</w:t>
+      </w:r>
+      <w:r>
+        <w:t xml:space="preserve">, then explicit</w:t>
+      </w:r>
+      <w:r>
+        <w:t xml:space="preserve"> </w:t>
+      </w:r>
+      <w:r>
+        <w:rPr>
+          <w:rStyle w:val="VerbatimChar"/>
+        </w:rPr>
+        <w:t xml:space="preserve">as.Date(..., format=...)</w:t>
+      </w:r>
+      <w:r>
+        <w:t xml:space="preserve"> </w:t>
+      </w:r>
+      <w:r>
+        <w:t xml:space="preserve">fallbacks.</w:t>
       </w:r>
     </w:p>
     <w:p>
@@ -1957,7 +2042,7 @@
         <w:t xml:space="preserve">NA</w:t>
       </w:r>
       <w:r>
-        <w:t xml:space="preserve">, fill from the text column via</w:t>
+        <w:t xml:space="preserve">, fill from the text column via the project helper</w:t>
       </w:r>
       <w:r>
         <w:t xml:space="preserve"> </w:t>
@@ -1969,7 +2054,25 @@
         <w:t xml:space="preserve">parse_date_from_text()</w:t>
       </w:r>
       <w:r>
-        <w:t xml:space="preserve">.</w:t>
+        <w:t xml:space="preserve"> </w:t>
+      </w:r>
+      <w:r>
+        <w:t xml:space="preserve">in</w:t>
+      </w:r>
+      <w:r>
+        <w:t xml:space="preserve"> </w:t>
+      </w:r>
+      <w:r>
+        <w:rPr>
+          <w:rStyle w:val="VerbatimChar"/>
+        </w:rPr>
+        <w:t xml:space="preserve">R/prepare_data.R</w:t>
+      </w:r>
+      <w:r>
+        <w:t xml:space="preserve"> </w:t>
+      </w:r>
+      <w:r>
+        <w:t xml:space="preserve">(see that file for the full implementation).</w:t>
       </w:r>
     </w:p>
     <w:p>
